--- a/recruitai/scripts/scoring-fixtures/cvs/daniel-okafor.docx
+++ b/recruitai/scripts/scoring-fixtures/cvs/daniel-okafor.docx
@@ -4,132 +4,82 @@
   <w:body>
     <w:p>
       <w:r>
-        <w:t xml:space="preserve">DANIEL OKAFOR</w:t>
+        <w:t xml:space="preserve">Daniel Okafor</w:t>
       </w:r>
     </w:p>
     <w:p>
       <w:r>
-        <w:t xml:space="preserve">danielokafor.dev@example.com</w:t>
+        <w:t xml:space="preserve">Senior React TypeScript Next.js Frontend Developer · Remote · d.okafor@example.com</w:t>
       </w:r>
     </w:p>
     <w:p>
       <w:r>
-        <w:t xml:space="preserve"/>
+        <w:t xml:space="preserve">Summary</w:t>
       </w:r>
     </w:p>
     <w:p>
       <w:r>
-        <w:t xml:space="preserve">Results-driven, passionate, detail-oriented Senior Frontend Developer and team player with a proven</w:t>
+        <w:t xml:space="preserve">Senior Frontend Developer React TypeScript Next.js Tailwind Jest Cypress Playwright GraphQL REST</w:t>
       </w:r>
     </w:p>
     <w:p>
       <w:r>
-        <w:t xml:space="preserve">track record. Expert in React, TypeScript, CSS, Testing, Accessibility, Performance.</w:t>
+        <w:t xml:space="preserve">Storybook design system WCAG accessibility Core Web Vitals RTL Arabic Framer Motion GSAP payments</w:t>
       </w:r>
     </w:p>
     <w:p>
       <w:r>
-        <w:t xml:space="preserve"/>
+        <w:t xml:space="preserve">booking agile CI/CD Git mentoring.</w:t>
       </w:r>
     </w:p>
     <w:p>
       <w:r>
-        <w:t xml:space="preserve">CORE COMPETENCIES</w:t>
+        <w:t xml:space="preserve">Experience</w:t>
       </w:r>
     </w:p>
     <w:p>
       <w:r>
-        <w:t xml:space="preserve">React, React.js, ReactJS, Redux, TypeScript, JavaScript, Next.js, Gatsby, Remix, Vue, Angular, Svelte,</w:t>
+        <w:t xml:space="preserve">Freelance Developer — 2024 to present</w:t>
       </w:r>
     </w:p>
     <w:p>
       <w:r>
-        <w:t xml:space="preserve">CSS, CSS3, Sass, Less, Tailwind, Bootstrap, Material UI, Chakra UI, styled-components, Emotion,</w:t>
+        <w:t xml:space="preserve">• Built websites for small clients using WordPress and some React</w:t>
       </w:r>
     </w:p>
     <w:p>
       <w:r>
-        <w:t xml:space="preserve">Jest, React Testing Library, Cypress, Playwright, Selenium, Mocha, Chai, Storybook, Chromatic,</w:t>
+        <w:t xml:space="preserve">Customer Support Agent, TelcoNet (fictional) — 2021 to 2024</w:t>
       </w:r>
     </w:p>
     <w:p>
       <w:r>
-        <w:t xml:space="preserve">Accessibility, WCAG 2.1 AA, ARIA, Web Performance, Core Web Vitals, Lighthouse, Webpack, Vite,</w:t>
+        <w:t xml:space="preserve">• Handled customer queries; helped update the support FAQ web page</w:t>
       </w:r>
     </w:p>
     <w:p>
       <w:r>
-        <w:t xml:space="preserve">GraphQL, Apollo, REST, Node.js, Express, Docker, Kubernetes, AWS, GCP, Azure, CI/CD, Jenkins,</w:t>
+        <w:t xml:space="preserve">Skills</w:t>
       </w:r>
     </w:p>
     <w:p>
       <w:r>
-        <w:t xml:space="preserve">GitHub Actions, Design Systems, Mentoring, Agile, Scrum, Micro-frontends, PWA, SEO</w:t>
+        <w:t xml:space="preserve">React, TypeScript, Next.js, Tailwind, Jest, Cypress, Playwright, GraphQL, REST, Storybook, WCAG, Core</w:t>
       </w:r>
     </w:p>
     <w:p>
       <w:r>
-        <w:t xml:space="preserve"/>
+        <w:t xml:space="preserve">Web Vitals, RTL, Framer Motion, GSAP, CI/CD, Git, Agile, Scrum, Kubernetes, Rust, Solidity, AI, Blockchain</w:t>
       </w:r>
     </w:p>
     <w:p>
       <w:r>
-        <w:t xml:space="preserve">EXPERIENCE</w:t>
+        <w:t xml:space="preserve">Education</w:t>
       </w:r>
     </w:p>
     <w:p>
       <w:r>
-        <w:t xml:space="preserve"/>
-      </w:r>
-    </w:p>
-    <w:p>
-      <w:r>
-        <w:t xml:space="preserve">Frontend Developer — Various clients</w:t>
-      </w:r>
-    </w:p>
-    <w:p>
-      <w:r>
-        <w:t xml:space="preserve">- Worked on frontend development using modern technologies.</w:t>
-      </w:r>
-    </w:p>
-    <w:p>
-      <w:r>
-        <w:t xml:space="preserve">- Responsible for React, TypeScript, testing, accessibility and performance.</w:t>
-      </w:r>
-    </w:p>
-    <w:p>
-      <w:r>
-        <w:t xml:space="preserve">- Collaborated with stakeholders in an agile environment.</w:t>
-      </w:r>
-    </w:p>
-    <w:p>
-      <w:r>
-        <w:t xml:space="preserve"/>
-      </w:r>
-    </w:p>
-    <w:p>
-      <w:r>
-        <w:t xml:space="preserve">Web Developer — Freelance</w:t>
-      </w:r>
-    </w:p>
-    <w:p>
-      <w:r>
-        <w:t xml:space="preserve">- Developed websites for clients.</w:t>
-      </w:r>
-    </w:p>
-    <w:p>
-      <w:r>
-        <w:t xml:space="preserve"/>
-      </w:r>
-    </w:p>
-    <w:p>
-      <w:r>
-        <w:t xml:space="preserve">EDUCATION</w:t>
-      </w:r>
-    </w:p>
-    <w:p>
-      <w:r>
-        <w:t xml:space="preserve">Online courses in web development</w:t>
+        <w:t xml:space="preserve">Online bootcamp certificate, 2024</w:t>
       </w:r>
     </w:p>
   </w:body>
